--- a/Documentation/SETU Code Lab User Manual.docx
+++ b/Documentation/SETU Code Lab User Manual.docx
@@ -214,13 +214,7 @@
         <w:rPr>
           <w:rFonts w:eastAsia="Yu Gothic Light"/>
         </w:rPr>
-        <w:t>30</w:t>
-      </w:r>
-      <w:r>
-        <w:rPr>
-          <w:rFonts w:eastAsia="Yu Gothic Light"/>
-        </w:rPr>
-        <w:t>/03/2026</w:t>
+        <w:t>30/03/2026</w:t>
       </w:r>
     </w:p>
     <w:p>
@@ -241,7 +235,19 @@
     </w:p>
     <w:p>
       <w:r>
-        <w:t xml:space="preserve">This is a step-by-step guide on how to install and run SETU Code Lab locally intended for lecturers. SETU Code Lab has been containerized using Docker making it easy to set up and run on any machine. Before proceeding, ensure </w:t>
+        <w:t>This is a step-by-step guide on how to install and run SETU Code Lab locally</w:t>
+      </w:r>
+      <w:r>
+        <w:t>,</w:t>
+      </w:r>
+      <w:r>
+        <w:t xml:space="preserve"> intended for lecturers. SETU Code Lab has been containerized using Docker</w:t>
+      </w:r>
+      <w:r>
+        <w:t>,</w:t>
+      </w:r>
+      <w:r>
+        <w:t xml:space="preserve"> making it easy to set up and run on any machine. Before proceeding, ensure </w:t>
       </w:r>
       <w:hyperlink r:id="rId7" w:history="1">
         <w:r>
@@ -287,7 +293,13 @@
     </w:p>
     <w:p>
       <w:r>
-        <w:t>Clone the SETU Code Lab repository using the following command:</w:t>
+        <w:t>Clone the SETU Code Lab repository using the following command</w:t>
+      </w:r>
+      <w:r>
+        <w:t xml:space="preserve"> in a terminal</w:t>
+      </w:r>
+      <w:r>
+        <w:t>:</w:t>
       </w:r>
     </w:p>
     <w:p>
@@ -356,6 +368,7 @@
         </w:rPr>
         <w:t xml:space="preserve">In the root folder </w:t>
       </w:r>
+      <w:proofErr w:type="spellStart"/>
       <w:r>
         <w:rPr>
           <w:rFonts w:ascii="Courier New" w:hAnsi="Courier New" w:cs="Courier New"/>
@@ -364,14 +377,9 @@
           <w:sz w:val="22"/>
           <w:szCs w:val="22"/>
         </w:rPr>
-        <w:t>SETU_Code_Lab_Code/</w:t>
-      </w:r>
-      <w:r>
-        <w:rPr>
-          <w:rFonts w:cs="Courier New"/>
-        </w:rPr>
-        <w:t xml:space="preserve"> there is a file called </w:t>
-      </w:r>
+        <w:t>SETU_Code_Lab_Code</w:t>
+      </w:r>
+      <w:proofErr w:type="spellEnd"/>
       <w:r>
         <w:rPr>
           <w:rFonts w:ascii="Courier New" w:hAnsi="Courier New" w:cs="Courier New"/>
@@ -380,13 +388,13 @@
           <w:sz w:val="22"/>
           <w:szCs w:val="22"/>
         </w:rPr>
-        <w:t>.env.example</w:t>
-      </w:r>
-      <w:r>
-        <w:rPr>
-          <w:rFonts w:cs="Courier New"/>
-        </w:rPr>
-        <w:t xml:space="preserve">. Create a copy of this file and rename it to </w:t>
+        <w:t>/</w:t>
+      </w:r>
+      <w:r>
+        <w:rPr>
+          <w:rFonts w:cs="Courier New"/>
+        </w:rPr>
+        <w:t xml:space="preserve"> there is a file called </w:t>
       </w:r>
       <w:r>
         <w:rPr>
@@ -396,21 +404,25 @@
           <w:sz w:val="22"/>
           <w:szCs w:val="22"/>
         </w:rPr>
-        <w:t>.env</w:t>
-      </w:r>
-      <w:r>
-        <w:rPr>
-          <w:rFonts w:cs="Courier New"/>
+        <w:t>.</w:t>
+      </w:r>
+      <w:proofErr w:type="spellStart"/>
+      <w:r>
+        <w:rPr>
+          <w:rFonts w:ascii="Courier New" w:hAnsi="Courier New" w:cs="Courier New"/>
           <w:i/>
           <w:iCs/>
-        </w:rPr>
-        <w:t xml:space="preserve">. </w:t>
-      </w:r>
-      <w:r>
-        <w:rPr>
-          <w:rFonts w:cs="Courier New"/>
-        </w:rPr>
-        <w:t xml:space="preserve">These are your environment variables. Open </w:t>
+          <w:sz w:val="22"/>
+          <w:szCs w:val="22"/>
+        </w:rPr>
+        <w:t>env.example</w:t>
+      </w:r>
+      <w:proofErr w:type="spellEnd"/>
+      <w:r>
+        <w:rPr>
+          <w:rFonts w:cs="Courier New"/>
+        </w:rPr>
+        <w:t xml:space="preserve">. Create a copy of this file and rename it to </w:t>
       </w:r>
       <w:r>
         <w:rPr>
@@ -428,13 +440,13 @@
           <w:i/>
           <w:iCs/>
         </w:rPr>
-        <w:t xml:space="preserve"> </w:t>
-      </w:r>
-      <w:r>
-        <w:rPr>
-          <w:rFonts w:cs="Courier New"/>
-        </w:rPr>
-        <w:t xml:space="preserve">in a text editor and fill in values for </w:t>
+        <w:t xml:space="preserve">. </w:t>
+      </w:r>
+      <w:r>
+        <w:rPr>
+          <w:rFonts w:cs="Courier New"/>
+        </w:rPr>
+        <w:t xml:space="preserve">These are your environment variables. Open </w:t>
       </w:r>
       <w:r>
         <w:rPr>
@@ -444,7 +456,7 @@
           <w:sz w:val="22"/>
           <w:szCs w:val="22"/>
         </w:rPr>
-        <w:t>DB_PASSWORD, JWT_SECRET,</w:t>
+        <w:t>.env</w:t>
       </w:r>
       <w:r>
         <w:rPr>
@@ -458,7 +470,19 @@
         <w:rPr>
           <w:rFonts w:cs="Courier New"/>
         </w:rPr>
-        <w:t xml:space="preserve">and </w:t>
+        <w:t xml:space="preserve">in a text editor and </w:t>
+      </w:r>
+      <w:r>
+        <w:rPr>
+          <w:rFonts w:cs="Courier New"/>
+        </w:rPr>
+        <w:t xml:space="preserve">enter custom </w:t>
+      </w:r>
+      <w:r>
+        <w:rPr>
+          <w:rFonts w:cs="Courier New"/>
+        </w:rPr>
+        <w:t xml:space="preserve">values for </w:t>
       </w:r>
       <w:r>
         <w:rPr>
@@ -468,6 +492,30 @@
           <w:sz w:val="22"/>
           <w:szCs w:val="22"/>
         </w:rPr>
+        <w:t>DB_PASSWORD, JWT_SECRET,</w:t>
+      </w:r>
+      <w:r>
+        <w:rPr>
+          <w:rFonts w:cs="Courier New"/>
+          <w:i/>
+          <w:iCs/>
+        </w:rPr>
+        <w:t xml:space="preserve"> </w:t>
+      </w:r>
+      <w:r>
+        <w:rPr>
+          <w:rFonts w:cs="Courier New"/>
+        </w:rPr>
+        <w:t xml:space="preserve">and </w:t>
+      </w:r>
+      <w:r>
+        <w:rPr>
+          <w:rFonts w:ascii="Courier New" w:hAnsi="Courier New" w:cs="Courier New"/>
+          <w:i/>
+          <w:iCs/>
+          <w:sz w:val="22"/>
+          <w:szCs w:val="22"/>
+        </w:rPr>
         <w:t>JWT_REFRESH_SECRET</w:t>
       </w:r>
       <w:r>
@@ -515,7 +563,23 @@
           <w:sz w:val="22"/>
           <w:szCs w:val="22"/>
         </w:rPr>
-        <w:t>postgresql://your_db_user:your_db_password@db:5432/setu_codelab</w:t>
+        <w:t>postgresql://</w:t>
+      </w:r>
+      <w:r>
+        <w:rPr>
+          <w:rFonts w:ascii="Courier New" w:hAnsi="Courier New" w:cs="Courier New"/>
+          <w:sz w:val="22"/>
+          <w:szCs w:val="22"/>
+        </w:rPr>
+        <w:t>setu_user</w:t>
+      </w:r>
+      <w:r>
+        <w:rPr>
+          <w:rFonts w:ascii="Courier New" w:hAnsi="Courier New" w:cs="Courier New"/>
+          <w:sz w:val="22"/>
+          <w:szCs w:val="22"/>
+        </w:rPr>
+        <w:t>:your_db_password@db:5432/setu_codelab</w:t>
       </w:r>
       <w:r>
         <w:rPr>
@@ -529,20 +593,7 @@
         </w:rPr>
         <w:t xml:space="preserve">replacing </w:t>
       </w:r>
-      <w:r>
-        <w:rPr>
-          <w:rFonts w:ascii="Courier New" w:hAnsi="Courier New" w:cs="Courier New"/>
-          <w:sz w:val="22"/>
-          <w:szCs w:val="22"/>
-        </w:rPr>
-        <w:t>your_db_user</w:t>
-      </w:r>
-      <w:r>
-        <w:rPr>
-          <w:rFonts w:cs="Courier New"/>
-        </w:rPr>
-        <w:t xml:space="preserve"> and </w:t>
-      </w:r>
+      <w:proofErr w:type="spellStart"/>
       <w:r>
         <w:rPr>
           <w:rFonts w:ascii="Courier New" w:hAnsi="Courier New" w:cs="Courier New"/>
@@ -551,25 +602,12 @@
         </w:rPr>
         <w:t>your_db_password</w:t>
       </w:r>
-      <w:r>
-        <w:rPr>
-          <w:rFonts w:cs="Courier New"/>
-        </w:rPr>
-        <w:t xml:space="preserve"> with the values you chose for </w:t>
-      </w:r>
-      <w:r>
-        <w:rPr>
-          <w:rFonts w:ascii="Courier New" w:hAnsi="Courier New" w:cs="Courier New"/>
-          <w:sz w:val="22"/>
-          <w:szCs w:val="22"/>
-        </w:rPr>
-        <w:t>DB_USER</w:t>
-      </w:r>
-      <w:r>
-        <w:rPr>
-          <w:rFonts w:cs="Courier New"/>
-        </w:rPr>
-        <w:t xml:space="preserve"> and </w:t>
+      <w:proofErr w:type="spellEnd"/>
+      <w:r>
+        <w:rPr>
+          <w:rFonts w:cs="Courier New"/>
+        </w:rPr>
+        <w:t xml:space="preserve"> with the value you chose for </w:t>
       </w:r>
       <w:r>
         <w:rPr>
@@ -620,7 +658,43 @@
         <w:rPr>
           <w:rFonts w:cs="Courier New"/>
         </w:rPr>
-        <w:t>Build the code execution docker images by running the following two commands</w:t>
+        <w:t xml:space="preserve">Build the </w:t>
+      </w:r>
+      <w:r>
+        <w:rPr>
+          <w:rFonts w:cs="Courier New"/>
+        </w:rPr>
+        <w:t>D</w:t>
+      </w:r>
+      <w:r>
+        <w:rPr>
+          <w:rFonts w:cs="Courier New"/>
+        </w:rPr>
+        <w:t>ocker images</w:t>
+      </w:r>
+      <w:r>
+        <w:rPr>
+          <w:rFonts w:cs="Courier New"/>
+        </w:rPr>
+        <w:t xml:space="preserve"> for</w:t>
+      </w:r>
+      <w:r>
+        <w:rPr>
+          <w:rFonts w:cs="Courier New"/>
+        </w:rPr>
+        <w:t xml:space="preserve"> </w:t>
+      </w:r>
+      <w:r>
+        <w:rPr>
+          <w:rFonts w:cs="Courier New"/>
+        </w:rPr>
+        <w:t xml:space="preserve">code execution </w:t>
+      </w:r>
+      <w:r>
+        <w:rPr>
+          <w:rFonts w:cs="Courier New"/>
+        </w:rPr>
+        <w:t>by running the following two commands</w:t>
       </w:r>
       <w:r>
         <w:rPr>
@@ -632,6 +706,50 @@
         <w:rPr>
           <w:rFonts w:cs="Courier New"/>
         </w:rPr>
+        <w:t xml:space="preserve"> </w:t>
+      </w:r>
+      <w:proofErr w:type="spellStart"/>
+      <w:r>
+        <w:rPr>
+          <w:rFonts w:ascii="Courier New" w:hAnsi="Courier New" w:cs="Courier New"/>
+          <w:i/>
+          <w:iCs/>
+          <w:sz w:val="22"/>
+          <w:szCs w:val="22"/>
+        </w:rPr>
+        <w:t>SETU_Code_Lab_Code</w:t>
+      </w:r>
+      <w:proofErr w:type="spellEnd"/>
+      <w:r>
+        <w:rPr>
+          <w:rFonts w:ascii="Courier New" w:hAnsi="Courier New" w:cs="Courier New"/>
+          <w:i/>
+          <w:iCs/>
+          <w:sz w:val="22"/>
+          <w:szCs w:val="22"/>
+        </w:rPr>
+        <w:t>/</w:t>
+      </w:r>
+      <w:r>
+        <w:rPr>
+          <w:rFonts w:ascii="Courier New" w:hAnsi="Courier New" w:cs="Courier New"/>
+          <w:i/>
+          <w:iCs/>
+          <w:sz w:val="22"/>
+          <w:szCs w:val="22"/>
+        </w:rPr>
+        <w:t xml:space="preserve"> </w:t>
+      </w:r>
+      <w:r>
+        <w:rPr>
+          <w:rFonts w:cs="Courier New"/>
+        </w:rPr>
+        <w:t xml:space="preserve">(ensure Docker desktop is running) </w:t>
+      </w:r>
+      <w:r>
+        <w:rPr>
+          <w:rFonts w:cs="Courier New"/>
+        </w:rPr>
         <w:t>:</w:t>
       </w:r>
     </w:p>
@@ -649,24 +767,56 @@
           <w:sz w:val="22"/>
           <w:szCs w:val="22"/>
         </w:rPr>
-        <w:t>docker build -t setu-codelab-java-runner ./docker/java-sandbox/</w:t>
-      </w:r>
-    </w:p>
-    <w:p>
-      <w:pPr>
-        <w:rPr>
-          <w:rFonts w:ascii="Courier New" w:hAnsi="Courier New" w:cs="Courier New"/>
-          <w:sz w:val="22"/>
-          <w:szCs w:val="22"/>
-        </w:rPr>
-      </w:pPr>
-      <w:r>
-        <w:rPr>
-          <w:rFonts w:ascii="Courier New" w:hAnsi="Courier New" w:cs="Courier New"/>
-          <w:sz w:val="22"/>
-          <w:szCs w:val="22"/>
-        </w:rPr>
-        <w:t>docker build -t setu-codelab-python-runner ./docker/python-sandbox/</w:t>
+        <w:t>docker build -t</w:t>
+      </w:r>
+      <w:r>
+        <w:rPr>
+          <w:rFonts w:ascii="Courier New" w:hAnsi="Courier New" w:cs="Courier New"/>
+          <w:sz w:val="22"/>
+          <w:szCs w:val="22"/>
+        </w:rPr>
+        <w:t xml:space="preserve"> java-sandbox </w:t>
+      </w:r>
+      <w:r>
+        <w:rPr>
+          <w:rFonts w:ascii="Courier New" w:hAnsi="Courier New" w:cs="Courier New"/>
+          <w:sz w:val="22"/>
+          <w:szCs w:val="22"/>
+        </w:rPr>
+        <w:t>./docker/java-sandbox/</w:t>
+      </w:r>
+    </w:p>
+    <w:p>
+      <w:pPr>
+        <w:rPr>
+          <w:rFonts w:ascii="Courier New" w:hAnsi="Courier New" w:cs="Courier New"/>
+          <w:sz w:val="22"/>
+          <w:szCs w:val="22"/>
+        </w:rPr>
+      </w:pPr>
+      <w:r>
+        <w:rPr>
+          <w:rFonts w:ascii="Courier New" w:hAnsi="Courier New" w:cs="Courier New"/>
+          <w:sz w:val="22"/>
+          <w:szCs w:val="22"/>
+        </w:rPr>
+        <w:t>docker build -t</w:t>
+      </w:r>
+      <w:r>
+        <w:rPr>
+          <w:rFonts w:ascii="Courier New" w:hAnsi="Courier New" w:cs="Courier New"/>
+          <w:sz w:val="22"/>
+          <w:szCs w:val="22"/>
+        </w:rPr>
+        <w:t xml:space="preserve"> python-sandbox </w:t>
+      </w:r>
+      <w:r>
+        <w:rPr>
+          <w:rFonts w:ascii="Courier New" w:hAnsi="Courier New" w:cs="Courier New"/>
+          <w:sz w:val="22"/>
+          <w:szCs w:val="22"/>
+        </w:rPr>
+        <w:t>./docker/python-sandbox/</w:t>
       </w:r>
     </w:p>
     <w:p>
@@ -723,7 +873,62 @@
         <w:rPr>
           <w:rFonts w:cs="Courier New"/>
         </w:rPr>
-        <w:t xml:space="preserve">In the root directory run </w:t>
+        <w:t>In the root directory</w:t>
+      </w:r>
+      <w:r>
+        <w:rPr>
+          <w:rFonts w:cs="Courier New"/>
+        </w:rPr>
+        <w:t xml:space="preserve"> </w:t>
+      </w:r>
+      <w:proofErr w:type="spellStart"/>
+      <w:r>
+        <w:rPr>
+          <w:rFonts w:ascii="Courier New" w:hAnsi="Courier New" w:cs="Courier New"/>
+          <w:i/>
+          <w:iCs/>
+          <w:sz w:val="22"/>
+          <w:szCs w:val="22"/>
+        </w:rPr>
+        <w:t>SETU_Code_Lab_Code</w:t>
+      </w:r>
+      <w:proofErr w:type="spellEnd"/>
+      <w:r>
+        <w:rPr>
+          <w:rFonts w:ascii="Courier New" w:hAnsi="Courier New" w:cs="Courier New"/>
+          <w:i/>
+          <w:iCs/>
+          <w:sz w:val="22"/>
+          <w:szCs w:val="22"/>
+        </w:rPr>
+        <w:t>/</w:t>
+      </w:r>
+      <w:r>
+        <w:rPr>
+          <w:rFonts w:cs="Courier New"/>
+        </w:rPr>
+        <w:t xml:space="preserve"> run</w:t>
+      </w:r>
+      <w:r>
+        <w:rPr>
+          <w:rFonts w:cs="Courier New"/>
+        </w:rPr>
+        <w:t xml:space="preserve"> the command:</w:t>
+      </w:r>
+    </w:p>
+    <w:p>
+      <w:pPr>
+        <w:rPr>
+          <w:rFonts w:ascii="Courier New" w:hAnsi="Courier New" w:cs="Courier New"/>
+          <w:sz w:val="22"/>
+          <w:szCs w:val="22"/>
+        </w:rPr>
+      </w:pPr>
+      <w:r>
+        <w:rPr>
+          <w:rFonts w:cs="Courier New"/>
+        </w:rPr>
+        <w:t xml:space="preserve"> </w:t>
       </w:r>
       <w:r>
         <w:rPr>
@@ -741,11 +946,18 @@
         </w:rPr>
         <w:t xml:space="preserve"> </w:t>
       </w:r>
-      <w:r>
-        <w:rPr>
-          <w:rFonts w:cs="Courier New"/>
-        </w:rPr>
-        <w:t>to start the platform. This command:</w:t>
+    </w:p>
+    <w:p>
+      <w:pPr>
+        <w:rPr>
+          <w:rFonts w:cs="Courier New"/>
+        </w:rPr>
+      </w:pPr>
+      <w:r>
+        <w:rPr>
+          <w:rFonts w:cs="Courier New"/>
+        </w:rPr>
+        <w:t>This command:</w:t>
       </w:r>
     </w:p>
     <w:p>
@@ -847,8 +1059,18 @@
           <w:sz w:val="22"/>
           <w:szCs w:val="22"/>
         </w:rPr>
-        <w:t>docker compose ps</w:t>
-      </w:r>
+        <w:t xml:space="preserve">docker compose </w:t>
+      </w:r>
+      <w:proofErr w:type="spellStart"/>
+      <w:r>
+        <w:rPr>
+          <w:rFonts w:ascii="Courier New" w:hAnsi="Courier New" w:cs="Courier New"/>
+          <w:sz w:val="22"/>
+          <w:szCs w:val="22"/>
+        </w:rPr>
+        <w:t>ps</w:t>
+      </w:r>
+      <w:proofErr w:type="spellEnd"/>
     </w:p>
     <w:p>
       <w:pPr>
@@ -905,34 +1127,249 @@
       <w:pPr>
         <w:rPr>
           <w:rFonts w:cs="Courier New"/>
-        </w:rPr>
-      </w:pPr>
-      <w:r>
-        <w:rPr>
-          <w:rFonts w:cs="Courier New"/>
-        </w:rPr>
-        <w:t>To access the platform, open a browser and navigate to</w:t>
-      </w:r>
-      <w:r>
-        <w:rPr>
-          <w:rFonts w:cs="Courier New"/>
-        </w:rPr>
-        <w:t>:</w:t>
-      </w:r>
-      <w:r>
-        <w:rPr>
-          <w:rFonts w:cs="Courier New"/>
-        </w:rPr>
-        <w:t xml:space="preserve"> </w:t>
-      </w:r>
-      <w:r>
-        <w:rPr>
-          <w:rFonts w:cs="Courier New"/>
           <w:i/>
           <w:iCs/>
         </w:rPr>
-        <w:t>http://localhost</w:t>
-      </w:r>
+      </w:pPr>
+      <w:r>
+        <w:rPr>
+          <w:rFonts w:cs="Courier New"/>
+        </w:rPr>
+        <w:t xml:space="preserve">To access the platform, open </w:t>
+      </w:r>
+      <w:proofErr w:type="spellStart"/>
+      <w:r>
+        <w:rPr>
+          <w:rFonts w:cs="Courier New"/>
+        </w:rPr>
+        <w:t>FireFox</w:t>
+      </w:r>
+      <w:proofErr w:type="spellEnd"/>
+      <w:r>
+        <w:rPr>
+          <w:rFonts w:cs="Courier New"/>
+        </w:rPr>
+        <w:t xml:space="preserve">, Microsoft Edge, or Google Chrome </w:t>
+      </w:r>
+      <w:r>
+        <w:rPr>
+          <w:rFonts w:cs="Courier New"/>
+        </w:rPr>
+        <w:t xml:space="preserve"> and navigate to</w:t>
+      </w:r>
+      <w:r>
+        <w:rPr>
+          <w:rFonts w:cs="Courier New"/>
+        </w:rPr>
+        <w:t>:</w:t>
+      </w:r>
+      <w:r>
+        <w:rPr>
+          <w:rFonts w:cs="Courier New"/>
+        </w:rPr>
+        <w:t xml:space="preserve"> </w:t>
+      </w:r>
+      <w:hyperlink r:id="rId10" w:history="1">
+        <w:r>
+          <w:rPr>
+            <w:rStyle w:val="Hyperlink"/>
+            <w:rFonts w:cs="Courier New"/>
+            <w:i/>
+            <w:iCs/>
+          </w:rPr>
+          <w:t>http://localhost:8080</w:t>
+        </w:r>
+      </w:hyperlink>
+    </w:p>
+    <w:p>
+      <w:pPr>
+        <w:rPr>
+          <w:rFonts w:cs="Courier New"/>
+        </w:rPr>
+      </w:pPr>
+      <w:r>
+        <w:rPr>
+          <w:rFonts w:cs="Courier New"/>
+        </w:rPr>
+        <w:t>You should be greeted by the following screen:</w:t>
+      </w:r>
+    </w:p>
+    <w:p>
+      <w:pPr>
+        <w:jc w:val="center"/>
+        <w:rPr>
+          <w:rFonts w:cs="Courier New"/>
+        </w:rPr>
+      </w:pPr>
+      <w:r>
+        <w:rPr>
+          <w:rFonts w:cs="Courier New"/>
+        </w:rPr>
+        <w:br/>
+      </w:r>
+      <w:r>
+        <w:rPr>
+          <w:rFonts w:cs="Courier New"/>
+          <w:noProof/>
+        </w:rPr>
+        <w:drawing>
+          <wp:inline distT="0" distB="0" distL="0" distR="0" wp14:anchorId="11901A51" wp14:editId="00957AEF">
+            <wp:extent cx="3661374" cy="3235512"/>
+            <wp:effectExtent l="0" t="0" r="0" b="3175"/>
+            <wp:docPr id="1366265938" name="Picture 2"/>
+            <wp:cNvGraphicFramePr>
+              <a:graphicFrameLocks xmlns:a="http://schemas.openxmlformats.org/drawingml/2006/main" noChangeAspect="1"/>
+            </wp:cNvGraphicFramePr>
+            <a:graphic xmlns:a="http://schemas.openxmlformats.org/drawingml/2006/main">
+              <a:graphicData uri="http://schemas.openxmlformats.org/drawingml/2006/picture">
+                <pic:pic xmlns:pic="http://schemas.openxmlformats.org/drawingml/2006/picture">
+                  <pic:nvPicPr>
+                    <pic:cNvPr id="0" name="Picture 2"/>
+                    <pic:cNvPicPr>
+                      <a:picLocks noChangeAspect="1" noChangeArrowheads="1"/>
+                    </pic:cNvPicPr>
+                  </pic:nvPicPr>
+                  <pic:blipFill>
+                    <a:blip r:embed="rId11">
+                      <a:extLst>
+                        <a:ext uri="{28A0092B-C50C-407E-A947-70E740481C1C}">
+                          <a14:useLocalDpi xmlns:a14="http://schemas.microsoft.com/office/drawing/2010/main" val="0"/>
+                        </a:ext>
+                      </a:extLst>
+                    </a:blip>
+                    <a:srcRect/>
+                    <a:stretch>
+                      <a:fillRect/>
+                    </a:stretch>
+                  </pic:blipFill>
+                  <pic:spPr bwMode="auto">
+                    <a:xfrm>
+                      <a:off x="0" y="0"/>
+                      <a:ext cx="3675893" cy="3248343"/>
+                    </a:xfrm>
+                    <a:prstGeom prst="rect">
+                      <a:avLst/>
+                    </a:prstGeom>
+                    <a:noFill/>
+                  </pic:spPr>
+                </pic:pic>
+              </a:graphicData>
+            </a:graphic>
+          </wp:inline>
+        </w:drawing>
+      </w:r>
+    </w:p>
+    <w:p>
+      <w:pPr>
+        <w:jc w:val="center"/>
+        <w:rPr>
+          <w:rFonts w:cs="Courier New"/>
+        </w:rPr>
+      </w:pPr>
+    </w:p>
+    <w:p>
+      <w:pPr>
+        <w:rPr>
+          <w:rFonts w:cs="Courier New"/>
+          <w:b/>
+          <w:bCs/>
+        </w:rPr>
+      </w:pPr>
+      <w:r>
+        <w:rPr>
+          <w:rFonts w:cs="Courier New"/>
+          <w:b/>
+          <w:bCs/>
+        </w:rPr>
+        <w:br w:type="page"/>
+      </w:r>
+    </w:p>
+    <w:p>
+      <w:pPr>
+        <w:rPr>
+          <w:rFonts w:cs="Courier New"/>
+          <w:b/>
+          <w:bCs/>
+        </w:rPr>
+      </w:pPr>
+      <w:r>
+        <w:rPr>
+          <w:rFonts w:cs="Courier New"/>
+          <w:b/>
+          <w:bCs/>
+        </w:rPr>
+        <w:lastRenderedPageBreak/>
+        <w:t>Cleanup</w:t>
+      </w:r>
+    </w:p>
+    <w:p>
+      <w:pPr>
+        <w:rPr>
+          <w:rFonts w:cs="Courier New"/>
+        </w:rPr>
+      </w:pPr>
+      <w:r>
+        <w:rPr>
+          <w:rFonts w:cs="Courier New"/>
+        </w:rPr>
+        <w:t>To shut down the platform run:</w:t>
+      </w:r>
+    </w:p>
+    <w:p>
+      <w:pPr>
+        <w:rPr>
+          <w:rFonts w:ascii="Courier New" w:hAnsi="Courier New" w:cs="Courier New"/>
+          <w:sz w:val="22"/>
+          <w:szCs w:val="22"/>
+        </w:rPr>
+      </w:pPr>
+      <w:r>
+        <w:rPr>
+          <w:rFonts w:ascii="Courier New" w:hAnsi="Courier New" w:cs="Courier New"/>
+          <w:sz w:val="22"/>
+          <w:szCs w:val="22"/>
+        </w:rPr>
+        <w:t>docker compose down</w:t>
+      </w:r>
+    </w:p>
+    <w:p>
+      <w:pPr>
+        <w:rPr>
+          <w:rFonts w:cs="Courier New"/>
+        </w:rPr>
+      </w:pPr>
+      <w:r>
+        <w:rPr>
+          <w:rFonts w:cs="Courier New"/>
+        </w:rPr>
+        <w:t>To shut down the platform and wipe the database run:</w:t>
+      </w:r>
+    </w:p>
+    <w:p>
+      <w:pPr>
+        <w:rPr>
+          <w:rFonts w:ascii="Courier New" w:hAnsi="Courier New" w:cs="Courier New"/>
+          <w:sz w:val="22"/>
+          <w:szCs w:val="22"/>
+        </w:rPr>
+      </w:pPr>
+      <w:r>
+        <w:rPr>
+          <w:rFonts w:ascii="Courier New" w:hAnsi="Courier New" w:cs="Courier New"/>
+          <w:sz w:val="22"/>
+          <w:szCs w:val="22"/>
+        </w:rPr>
+        <w:t>docker compose down -v</w:t>
+      </w:r>
+    </w:p>
+    <w:p>
+      <w:pPr>
+        <w:rPr>
+          <w:rFonts w:cs="Courier New"/>
+          <w:b/>
+          <w:bCs/>
+        </w:rPr>
+      </w:pPr>
     </w:p>
     <w:p>
       <w:pPr>
@@ -1652,6 +2089,7 @@
   <w:style w:type="character" w:default="1" w:styleId="DefaultParagraphFont">
     <w:name w:val="Default Paragraph Font"/>
     <w:uiPriority w:val="1"/>
+    <w:semiHidden/>
     <w:unhideWhenUsed/>
   </w:style>
   <w:style w:type="table" w:default="1" w:styleId="TableNormal">

--- a/Documentation/SETU Code Lab User Manual.docx
+++ b/Documentation/SETU Code Lab User Manual.docx
@@ -42,7 +42,7 @@
                     </pic:cNvPicPr>
                   </pic:nvPicPr>
                   <pic:blipFill>
-                    <a:blip r:embed="rId6">
+                    <a:blip r:embed="rId8">
                       <a:extLst>
                         <a:ext uri="{28A0092B-C50C-407E-A947-70E740481C1C}">
                           <a14:useLocalDpi xmlns:a14="http://schemas.microsoft.com/office/drawing/2010/main" val="0"/>
@@ -249,7 +249,7 @@
       <w:r>
         <w:t xml:space="preserve"> making it easy to set up and run on any machine. Before proceeding, ensure </w:t>
       </w:r>
-      <w:hyperlink r:id="rId7" w:history="1">
+      <w:hyperlink r:id="rId9" w:history="1">
         <w:r>
           <w:rPr>
             <w:rStyle w:val="Hyperlink"/>
@@ -260,7 +260,7 @@
       <w:r>
         <w:t xml:space="preserve"> and </w:t>
       </w:r>
-      <w:hyperlink r:id="rId8" w:history="1">
+      <w:hyperlink r:id="rId10" w:history="1">
         <w:r>
           <w:rPr>
             <w:rStyle w:val="Hyperlink"/>
@@ -318,7 +318,7 @@
         </w:rPr>
         <w:t xml:space="preserve">git clone </w:t>
       </w:r>
-      <w:hyperlink r:id="rId9" w:history="1">
+      <w:hyperlink r:id="rId11" w:history="1">
         <w:r>
           <w:rPr>
             <w:rStyle w:val="Hyperlink"/>
@@ -1169,7 +1169,7 @@
         </w:rPr>
         <w:t xml:space="preserve"> </w:t>
       </w:r>
-      <w:hyperlink r:id="rId10" w:history="1">
+      <w:hyperlink r:id="rId12" w:history="1">
         <w:r>
           <w:rPr>
             <w:rStyle w:val="Hyperlink"/>
@@ -1230,7 +1230,7 @@
                     </pic:cNvPicPr>
                   </pic:nvPicPr>
                   <pic:blipFill>
-                    <a:blip r:embed="rId11">
+                    <a:blip r:embed="rId13">
                       <a:extLst>
                         <a:ext uri="{28A0092B-C50C-407E-A947-70E740481C1C}">
                           <a14:useLocalDpi xmlns:a14="http://schemas.microsoft.com/office/drawing/2010/main" val="0"/>
@@ -1379,13 +1379,173 @@
       </w:pPr>
     </w:p>
     <w:sectPr>
+      <w:headerReference w:type="even" r:id="rId14"/>
+      <w:headerReference w:type="default" r:id="rId15"/>
+      <w:footerReference w:type="even" r:id="rId16"/>
+      <w:footerReference w:type="default" r:id="rId17"/>
+      <w:headerReference w:type="first" r:id="rId18"/>
+      <w:footerReference w:type="first" r:id="rId19"/>
       <w:pgSz w:w="11906" w:h="16838"/>
       <w:pgMar w:top="1440" w:right="1440" w:bottom="1440" w:left="1440" w:header="708" w:footer="708" w:gutter="0"/>
       <w:cols w:space="708"/>
+      <w:titlePg/>
       <w:docGrid w:linePitch="360"/>
     </w:sectPr>
   </w:body>
 </w:document>
+</file>
+
+<file path=word/endnotes.xml><?xml version="1.0" encoding="utf-8"?>
+<w:endnotes xmlns:wpc="http://schemas.microsoft.com/office/word/2010/wordprocessingCanvas" xmlns:cx="http://schemas.microsoft.com/office/drawing/2014/chartex" xmlns:cx1="http://schemas.microsoft.com/office/drawing/2015/9/8/chartex" xmlns:cx2="http://schemas.microsoft.com/office/drawing/2015/10/21/chartex" xmlns:cx3="http://schemas.microsoft.com/office/drawing/2016/5/9/chartex" xmlns:cx4="http://schemas.microsoft.com/office/drawing/2016/5/10/chartex" xmlns:cx5="http://schemas.microsoft.com/office/drawing/2016/5/11/chartex" xmlns:cx6="http://schemas.microsoft.com/office/drawing/2016/5/12/chartex" xmlns:cx7="http://schemas.microsoft.com/office/drawing/2016/5/13/chartex" xmlns:cx8="http://schemas.microsoft.com/office/drawing/2016/5/14/chartex" xmlns:mc="http://schemas.openxmlformats.org/markup-compatibility/2006" xmlns:aink="http://schemas.microsoft.com/office/drawing/2016/ink" xmlns:am3d="http://schemas.microsoft.com/office/drawing/2017/model3d" xmlns:o="urn:schemas-microsoft-com:office:office" xmlns:oel="http://schemas.microsoft.com/office/2019/extlst" xmlns:r="http://schemas.openxmlformats.org/officeDocument/2006/relationships" xmlns:m="http://schemas.openxmlformats.org/officeDocument/2006/math" xmlns:v="urn:schemas-microsoft-com:vml" xmlns:wp14="http://schemas.microsoft.com/office/word/2010/wordprocessingDrawing" xmlns:wp="http://schemas.openxmlformats.org/drawingml/2006/wordprocessingDrawing" xmlns:w10="urn:schemas-microsoft-com:office:word" xmlns:w="http://schemas.openxmlformats.org/wordprocessingml/2006/main" xmlns:w14="http://schemas.microsoft.com/office/word/2010/wordml" xmlns:w15="http://schemas.microsoft.com/office/word/2012/wordml" xmlns:w16cex="http://schemas.microsoft.com/office/word/2018/wordml/cex" xmlns:w16cid="http://schemas.microsoft.com/office/word/2016/wordml/cid" xmlns:w16="http://schemas.microsoft.com/office/word/2018/wordml" xmlns:w16du="http://schemas.microsoft.com/office/word/2023/wordml/word16du" xmlns:w16sdtdh="http://schemas.microsoft.com/office/word/2020/wordml/sdtdatahash" xmlns:w16sdtfl="http://schemas.microsoft.com/office/word/2024/wordml/sdtformatlock" xmlns:w16se="http://schemas.microsoft.com/office/word/2015/wordml/symex" xmlns:wpg="http://schemas.microsoft.com/office/word/2010/wordprocessingGroup" xmlns:wpi="http://schemas.microsoft.com/office/word/2010/wordprocessingInk" xmlns:wne="http://schemas.microsoft.com/office/word/2006/wordml" xmlns:wps="http://schemas.microsoft.com/office/word/2010/wordprocessingShape" mc:Ignorable="w14 w15 w16se w16cid w16 w16cex w16sdtdh w16sdtfl w16du wp14">
+  <w:endnote w:type="separator" w:id="-1">
+    <w:p>
+      <w:pPr>
+        <w:spacing w:after="0" w:line="240" w:lineRule="auto"/>
+      </w:pPr>
+      <w:r>
+        <w:separator/>
+      </w:r>
+    </w:p>
+  </w:endnote>
+  <w:endnote w:type="continuationSeparator" w:id="0">
+    <w:p>
+      <w:pPr>
+        <w:spacing w:after="0" w:line="240" w:lineRule="auto"/>
+      </w:pPr>
+      <w:r>
+        <w:continuationSeparator/>
+      </w:r>
+    </w:p>
+  </w:endnote>
+</w:endnotes>
+</file>
+
+<file path=word/footer1.xml><?xml version="1.0" encoding="utf-8"?>
+<w:ftr xmlns:wpc="http://schemas.microsoft.com/office/word/2010/wordprocessingCanvas" xmlns:cx="http://schemas.microsoft.com/office/drawing/2014/chartex" xmlns:cx1="http://schemas.microsoft.com/office/drawing/2015/9/8/chartex" xmlns:cx2="http://schemas.microsoft.com/office/drawing/2015/10/21/chartex" xmlns:cx3="http://schemas.microsoft.com/office/drawing/2016/5/9/chartex" xmlns:cx4="http://schemas.microsoft.com/office/drawing/2016/5/10/chartex" xmlns:cx5="http://schemas.microsoft.com/office/drawing/2016/5/11/chartex" xmlns:cx6="http://schemas.microsoft.com/office/drawing/2016/5/12/chartex" xmlns:cx7="http://schemas.microsoft.com/office/drawing/2016/5/13/chartex" xmlns:cx8="http://schemas.microsoft.com/office/drawing/2016/5/14/chartex" xmlns:mc="http://schemas.openxmlformats.org/markup-compatibility/2006" xmlns:aink="http://schemas.microsoft.com/office/drawing/2016/ink" xmlns:am3d="http://schemas.microsoft.com/office/drawing/2017/model3d" xmlns:o="urn:schemas-microsoft-com:office:office" xmlns:oel="http://schemas.microsoft.com/office/2019/extlst" xmlns:r="http://schemas.openxmlformats.org/officeDocument/2006/relationships" xmlns:m="http://schemas.openxmlformats.org/officeDocument/2006/math" xmlns:v="urn:schemas-microsoft-com:vml" xmlns:wp14="http://schemas.microsoft.com/office/word/2010/wordprocessingDrawing" xmlns:wp="http://schemas.openxmlformats.org/drawingml/2006/wordprocessingDrawing" xmlns:w10="urn:schemas-microsoft-com:office:word" xmlns:w="http://schemas.openxmlformats.org/wordprocessingml/2006/main" xmlns:w14="http://schemas.microsoft.com/office/word/2010/wordml" xmlns:w15="http://schemas.microsoft.com/office/word/2012/wordml" xmlns:w16cex="http://schemas.microsoft.com/office/word/2018/wordml/cex" xmlns:w16cid="http://schemas.microsoft.com/office/word/2016/wordml/cid" xmlns:w16="http://schemas.microsoft.com/office/word/2018/wordml" xmlns:w16du="http://schemas.microsoft.com/office/word/2023/wordml/word16du" xmlns:w16sdtdh="http://schemas.microsoft.com/office/word/2020/wordml/sdtdatahash" xmlns:w16sdtfl="http://schemas.microsoft.com/office/word/2024/wordml/sdtformatlock" xmlns:w16se="http://schemas.microsoft.com/office/word/2015/wordml/symex" xmlns:wpg="http://schemas.microsoft.com/office/word/2010/wordprocessingGroup" xmlns:wpi="http://schemas.microsoft.com/office/word/2010/wordprocessingInk" xmlns:wne="http://schemas.microsoft.com/office/word/2006/wordml" xmlns:wps="http://schemas.microsoft.com/office/word/2010/wordprocessingShape" mc:Ignorable="w14 w15 w16se w16cid w16 w16cex w16sdtdh w16sdtfl w16du wp14">
+  <w:p>
+    <w:pPr>
+      <w:pStyle w:val="Footer"/>
+    </w:pPr>
+  </w:p>
+</w:ftr>
+</file>
+
+<file path=word/footer2.xml><?xml version="1.0" encoding="utf-8"?>
+<w:ftr xmlns:wpc="http://schemas.microsoft.com/office/word/2010/wordprocessingCanvas" xmlns:cx="http://schemas.microsoft.com/office/drawing/2014/chartex" xmlns:cx1="http://schemas.microsoft.com/office/drawing/2015/9/8/chartex" xmlns:cx2="http://schemas.microsoft.com/office/drawing/2015/10/21/chartex" xmlns:cx3="http://schemas.microsoft.com/office/drawing/2016/5/9/chartex" xmlns:cx4="http://schemas.microsoft.com/office/drawing/2016/5/10/chartex" xmlns:cx5="http://schemas.microsoft.com/office/drawing/2016/5/11/chartex" xmlns:cx6="http://schemas.microsoft.com/office/drawing/2016/5/12/chartex" xmlns:cx7="http://schemas.microsoft.com/office/drawing/2016/5/13/chartex" xmlns:cx8="http://schemas.microsoft.com/office/drawing/2016/5/14/chartex" xmlns:mc="http://schemas.openxmlformats.org/markup-compatibility/2006" xmlns:aink="http://schemas.microsoft.com/office/drawing/2016/ink" xmlns:am3d="http://schemas.microsoft.com/office/drawing/2017/model3d" xmlns:o="urn:schemas-microsoft-com:office:office" xmlns:oel="http://schemas.microsoft.com/office/2019/extlst" xmlns:r="http://schemas.openxmlformats.org/officeDocument/2006/relationships" xmlns:m="http://schemas.openxmlformats.org/officeDocument/2006/math" xmlns:v="urn:schemas-microsoft-com:vml" xmlns:wp14="http://schemas.microsoft.com/office/word/2010/wordprocessingDrawing" xmlns:wp="http://schemas.openxmlformats.org/drawingml/2006/wordprocessingDrawing" xmlns:w10="urn:schemas-microsoft-com:office:word" xmlns:w="http://schemas.openxmlformats.org/wordprocessingml/2006/main" xmlns:w14="http://schemas.microsoft.com/office/word/2010/wordml" xmlns:w15="http://schemas.microsoft.com/office/word/2012/wordml" xmlns:w16cex="http://schemas.microsoft.com/office/word/2018/wordml/cex" xmlns:w16cid="http://schemas.microsoft.com/office/word/2016/wordml/cid" xmlns:w16="http://schemas.microsoft.com/office/word/2018/wordml" xmlns:w16du="http://schemas.microsoft.com/office/word/2023/wordml/word16du" xmlns:w16sdtdh="http://schemas.microsoft.com/office/word/2020/wordml/sdtdatahash" xmlns:w16sdtfl="http://schemas.microsoft.com/office/word/2024/wordml/sdtformatlock" xmlns:w16se="http://schemas.microsoft.com/office/word/2015/wordml/symex" xmlns:wpg="http://schemas.microsoft.com/office/word/2010/wordprocessingGroup" xmlns:wpi="http://schemas.microsoft.com/office/word/2010/wordprocessingInk" xmlns:wne="http://schemas.microsoft.com/office/word/2006/wordml" xmlns:wps="http://schemas.microsoft.com/office/word/2010/wordprocessingShape" mc:Ignorable="w14 w15 w16se w16cid w16 w16cex w16sdtdh w16sdtfl w16du wp14">
+  <w:sdt>
+    <w:sdtPr>
+      <w:id w:val="-1594156825"/>
+      <w:docPartObj>
+        <w:docPartGallery w:val="Page Numbers (Bottom of Page)"/>
+        <w:docPartUnique/>
+      </w:docPartObj>
+    </w:sdtPr>
+    <w:sdtEndPr>
+      <w:rPr>
+        <w:noProof/>
+      </w:rPr>
+    </w:sdtEndPr>
+    <w:sdtContent>
+      <w:p>
+        <w:pPr>
+          <w:pStyle w:val="Footer"/>
+          <w:jc w:val="center"/>
+        </w:pPr>
+        <w:r>
+          <w:fldChar w:fldCharType="begin"/>
+        </w:r>
+        <w:r>
+          <w:instrText xml:space="preserve"> PAGE   \* MERGEFORMAT </w:instrText>
+        </w:r>
+        <w:r>
+          <w:fldChar w:fldCharType="separate"/>
+        </w:r>
+        <w:r>
+          <w:rPr>
+            <w:noProof/>
+          </w:rPr>
+          <w:t>2</w:t>
+        </w:r>
+        <w:r>
+          <w:rPr>
+            <w:noProof/>
+          </w:rPr>
+          <w:fldChar w:fldCharType="end"/>
+        </w:r>
+      </w:p>
+    </w:sdtContent>
+  </w:sdt>
+  <w:p>
+    <w:pPr>
+      <w:pStyle w:val="Footer"/>
+    </w:pPr>
+  </w:p>
+</w:ftr>
+</file>
+
+<file path=word/footer3.xml><?xml version="1.0" encoding="utf-8"?>
+<w:ftr xmlns:wpc="http://schemas.microsoft.com/office/word/2010/wordprocessingCanvas" xmlns:cx="http://schemas.microsoft.com/office/drawing/2014/chartex" xmlns:cx1="http://schemas.microsoft.com/office/drawing/2015/9/8/chartex" xmlns:cx2="http://schemas.microsoft.com/office/drawing/2015/10/21/chartex" xmlns:cx3="http://schemas.microsoft.com/office/drawing/2016/5/9/chartex" xmlns:cx4="http://schemas.microsoft.com/office/drawing/2016/5/10/chartex" xmlns:cx5="http://schemas.microsoft.com/office/drawing/2016/5/11/chartex" xmlns:cx6="http://schemas.microsoft.com/office/drawing/2016/5/12/chartex" xmlns:cx7="http://schemas.microsoft.com/office/drawing/2016/5/13/chartex" xmlns:cx8="http://schemas.microsoft.com/office/drawing/2016/5/14/chartex" xmlns:mc="http://schemas.openxmlformats.org/markup-compatibility/2006" xmlns:aink="http://schemas.microsoft.com/office/drawing/2016/ink" xmlns:am3d="http://schemas.microsoft.com/office/drawing/2017/model3d" xmlns:o="urn:schemas-microsoft-com:office:office" xmlns:oel="http://schemas.microsoft.com/office/2019/extlst" xmlns:r="http://schemas.openxmlformats.org/officeDocument/2006/relationships" xmlns:m="http://schemas.openxmlformats.org/officeDocument/2006/math" xmlns:v="urn:schemas-microsoft-com:vml" xmlns:wp14="http://schemas.microsoft.com/office/word/2010/wordprocessingDrawing" xmlns:wp="http://schemas.openxmlformats.org/drawingml/2006/wordprocessingDrawing" xmlns:w10="urn:schemas-microsoft-com:office:word" xmlns:w="http://schemas.openxmlformats.org/wordprocessingml/2006/main" xmlns:w14="http://schemas.microsoft.com/office/word/2010/wordml" xmlns:w15="http://schemas.microsoft.com/office/word/2012/wordml" xmlns:w16cex="http://schemas.microsoft.com/office/word/2018/wordml/cex" xmlns:w16cid="http://schemas.microsoft.com/office/word/2016/wordml/cid" xmlns:w16="http://schemas.microsoft.com/office/word/2018/wordml" xmlns:w16du="http://schemas.microsoft.com/office/word/2023/wordml/word16du" xmlns:w16sdtdh="http://schemas.microsoft.com/office/word/2020/wordml/sdtdatahash" xmlns:w16sdtfl="http://schemas.microsoft.com/office/word/2024/wordml/sdtformatlock" xmlns:w16se="http://schemas.microsoft.com/office/word/2015/wordml/symex" xmlns:wpg="http://schemas.microsoft.com/office/word/2010/wordprocessingGroup" xmlns:wpi="http://schemas.microsoft.com/office/word/2010/wordprocessingInk" xmlns:wne="http://schemas.microsoft.com/office/word/2006/wordml" xmlns:wps="http://schemas.microsoft.com/office/word/2010/wordprocessingShape" mc:Ignorable="w14 w15 w16se w16cid w16 w16cex w16sdtdh w16sdtfl w16du wp14">
+  <w:p>
+    <w:pPr>
+      <w:pStyle w:val="Footer"/>
+    </w:pPr>
+  </w:p>
+</w:ftr>
+</file>
+
+<file path=word/footnotes.xml><?xml version="1.0" encoding="utf-8"?>
+<w:footnotes xmlns:wpc="http://schemas.microsoft.com/office/word/2010/wordprocessingCanvas" xmlns:cx="http://schemas.microsoft.com/office/drawing/2014/chartex" xmlns:cx1="http://schemas.microsoft.com/office/drawing/2015/9/8/chartex" xmlns:cx2="http://schemas.microsoft.com/office/drawing/2015/10/21/chartex" xmlns:cx3="http://schemas.microsoft.com/office/drawing/2016/5/9/chartex" xmlns:cx4="http://schemas.microsoft.com/office/drawing/2016/5/10/chartex" xmlns:cx5="http://schemas.microsoft.com/office/drawing/2016/5/11/chartex" xmlns:cx6="http://schemas.microsoft.com/office/drawing/2016/5/12/chartex" xmlns:cx7="http://schemas.microsoft.com/office/drawing/2016/5/13/chartex" xmlns:cx8="http://schemas.microsoft.com/office/drawing/2016/5/14/chartex" xmlns:mc="http://schemas.openxmlformats.org/markup-compatibility/2006" xmlns:aink="http://schemas.microsoft.com/office/drawing/2016/ink" xmlns:am3d="http://schemas.microsoft.com/office/drawing/2017/model3d" xmlns:o="urn:schemas-microsoft-com:office:office" xmlns:oel="http://schemas.microsoft.com/office/2019/extlst" xmlns:r="http://schemas.openxmlformats.org/officeDocument/2006/relationships" xmlns:m="http://schemas.openxmlformats.org/officeDocument/2006/math" xmlns:v="urn:schemas-microsoft-com:vml" xmlns:wp14="http://schemas.microsoft.com/office/word/2010/wordprocessingDrawing" xmlns:wp="http://schemas.openxmlformats.org/drawingml/2006/wordprocessingDrawing" xmlns:w10="urn:schemas-microsoft-com:office:word" xmlns:w="http://schemas.openxmlformats.org/wordprocessingml/2006/main" xmlns:w14="http://schemas.microsoft.com/office/word/2010/wordml" xmlns:w15="http://schemas.microsoft.com/office/word/2012/wordml" xmlns:w16cex="http://schemas.microsoft.com/office/word/2018/wordml/cex" xmlns:w16cid="http://schemas.microsoft.com/office/word/2016/wordml/cid" xmlns:w16="http://schemas.microsoft.com/office/word/2018/wordml" xmlns:w16du="http://schemas.microsoft.com/office/word/2023/wordml/word16du" xmlns:w16sdtdh="http://schemas.microsoft.com/office/word/2020/wordml/sdtdatahash" xmlns:w16sdtfl="http://schemas.microsoft.com/office/word/2024/wordml/sdtformatlock" xmlns:w16se="http://schemas.microsoft.com/office/word/2015/wordml/symex" xmlns:wpg="http://schemas.microsoft.com/office/word/2010/wordprocessingGroup" xmlns:wpi="http://schemas.microsoft.com/office/word/2010/wordprocessingInk" xmlns:wne="http://schemas.microsoft.com/office/word/2006/wordml" xmlns:wps="http://schemas.microsoft.com/office/word/2010/wordprocessingShape" mc:Ignorable="w14 w15 w16se w16cid w16 w16cex w16sdtdh w16sdtfl w16du wp14">
+  <w:footnote w:type="separator" w:id="-1">
+    <w:p>
+      <w:pPr>
+        <w:spacing w:after="0" w:line="240" w:lineRule="auto"/>
+      </w:pPr>
+      <w:r>
+        <w:separator/>
+      </w:r>
+    </w:p>
+  </w:footnote>
+  <w:footnote w:type="continuationSeparator" w:id="0">
+    <w:p>
+      <w:pPr>
+        <w:spacing w:after="0" w:line="240" w:lineRule="auto"/>
+      </w:pPr>
+      <w:r>
+        <w:continuationSeparator/>
+      </w:r>
+    </w:p>
+  </w:footnote>
+</w:footnotes>
+</file>
+
+<file path=word/header1.xml><?xml version="1.0" encoding="utf-8"?>
+<w:hdr xmlns:wpc="http://schemas.microsoft.com/office/word/2010/wordprocessingCanvas" xmlns:cx="http://schemas.microsoft.com/office/drawing/2014/chartex" xmlns:cx1="http://schemas.microsoft.com/office/drawing/2015/9/8/chartex" xmlns:cx2="http://schemas.microsoft.com/office/drawing/2015/10/21/chartex" xmlns:cx3="http://schemas.microsoft.com/office/drawing/2016/5/9/chartex" xmlns:cx4="http://schemas.microsoft.com/office/drawing/2016/5/10/chartex" xmlns:cx5="http://schemas.microsoft.com/office/drawing/2016/5/11/chartex" xmlns:cx6="http://schemas.microsoft.com/office/drawing/2016/5/12/chartex" xmlns:cx7="http://schemas.microsoft.com/office/drawing/2016/5/13/chartex" xmlns:cx8="http://schemas.microsoft.com/office/drawing/2016/5/14/chartex" xmlns:mc="http://schemas.openxmlformats.org/markup-compatibility/2006" xmlns:aink="http://schemas.microsoft.com/office/drawing/2016/ink" xmlns:am3d="http://schemas.microsoft.com/office/drawing/2017/model3d" xmlns:o="urn:schemas-microsoft-com:office:office" xmlns:oel="http://schemas.microsoft.com/office/2019/extlst" xmlns:r="http://schemas.openxmlformats.org/officeDocument/2006/relationships" xmlns:m="http://schemas.openxmlformats.org/officeDocument/2006/math" xmlns:v="urn:schemas-microsoft-com:vml" xmlns:wp14="http://schemas.microsoft.com/office/word/2010/wordprocessingDrawing" xmlns:wp="http://schemas.openxmlformats.org/drawingml/2006/wordprocessingDrawing" xmlns:w10="urn:schemas-microsoft-com:office:word" xmlns:w="http://schemas.openxmlformats.org/wordprocessingml/2006/main" xmlns:w14="http://schemas.microsoft.com/office/word/2010/wordml" xmlns:w15="http://schemas.microsoft.com/office/word/2012/wordml" xmlns:w16cex="http://schemas.microsoft.com/office/word/2018/wordml/cex" xmlns:w16cid="http://schemas.microsoft.com/office/word/2016/wordml/cid" xmlns:w16="http://schemas.microsoft.com/office/word/2018/wordml" xmlns:w16du="http://schemas.microsoft.com/office/word/2023/wordml/word16du" xmlns:w16sdtdh="http://schemas.microsoft.com/office/word/2020/wordml/sdtdatahash" xmlns:w16sdtfl="http://schemas.microsoft.com/office/word/2024/wordml/sdtformatlock" xmlns:w16se="http://schemas.microsoft.com/office/word/2015/wordml/symex" xmlns:wpg="http://schemas.microsoft.com/office/word/2010/wordprocessingGroup" xmlns:wpi="http://schemas.microsoft.com/office/word/2010/wordprocessingInk" xmlns:wne="http://schemas.microsoft.com/office/word/2006/wordml" xmlns:wps="http://schemas.microsoft.com/office/word/2010/wordprocessingShape" mc:Ignorable="w14 w15 w16se w16cid w16 w16cex w16sdtdh w16sdtfl w16du wp14">
+  <w:p>
+    <w:pPr>
+      <w:pStyle w:val="Header"/>
+    </w:pPr>
+  </w:p>
+</w:hdr>
+</file>
+
+<file path=word/header2.xml><?xml version="1.0" encoding="utf-8"?>
+<w:hdr xmlns:wpc="http://schemas.microsoft.com/office/word/2010/wordprocessingCanvas" xmlns:cx="http://schemas.microsoft.com/office/drawing/2014/chartex" xmlns:cx1="http://schemas.microsoft.com/office/drawing/2015/9/8/chartex" xmlns:cx2="http://schemas.microsoft.com/office/drawing/2015/10/21/chartex" xmlns:cx3="http://schemas.microsoft.com/office/drawing/2016/5/9/chartex" xmlns:cx4="http://schemas.microsoft.com/office/drawing/2016/5/10/chartex" xmlns:cx5="http://schemas.microsoft.com/office/drawing/2016/5/11/chartex" xmlns:cx6="http://schemas.microsoft.com/office/drawing/2016/5/12/chartex" xmlns:cx7="http://schemas.microsoft.com/office/drawing/2016/5/13/chartex" xmlns:cx8="http://schemas.microsoft.com/office/drawing/2016/5/14/chartex" xmlns:mc="http://schemas.openxmlformats.org/markup-compatibility/2006" xmlns:aink="http://schemas.microsoft.com/office/drawing/2016/ink" xmlns:am3d="http://schemas.microsoft.com/office/drawing/2017/model3d" xmlns:o="urn:schemas-microsoft-com:office:office" xmlns:oel="http://schemas.microsoft.com/office/2019/extlst" xmlns:r="http://schemas.openxmlformats.org/officeDocument/2006/relationships" xmlns:m="http://schemas.openxmlformats.org/officeDocument/2006/math" xmlns:v="urn:schemas-microsoft-com:vml" xmlns:wp14="http://schemas.microsoft.com/office/word/2010/wordprocessingDrawing" xmlns:wp="http://schemas.openxmlformats.org/drawingml/2006/wordprocessingDrawing" xmlns:w10="urn:schemas-microsoft-com:office:word" xmlns:w="http://schemas.openxmlformats.org/wordprocessingml/2006/main" xmlns:w14="http://schemas.microsoft.com/office/word/2010/wordml" xmlns:w15="http://schemas.microsoft.com/office/word/2012/wordml" xmlns:w16cex="http://schemas.microsoft.com/office/word/2018/wordml/cex" xmlns:w16cid="http://schemas.microsoft.com/office/word/2016/wordml/cid" xmlns:w16="http://schemas.microsoft.com/office/word/2018/wordml" xmlns:w16du="http://schemas.microsoft.com/office/word/2023/wordml/word16du" xmlns:w16sdtdh="http://schemas.microsoft.com/office/word/2020/wordml/sdtdatahash" xmlns:w16sdtfl="http://schemas.microsoft.com/office/word/2024/wordml/sdtformatlock" xmlns:w16se="http://schemas.microsoft.com/office/word/2015/wordml/symex" xmlns:wpg="http://schemas.microsoft.com/office/word/2010/wordprocessingGroup" xmlns:wpi="http://schemas.microsoft.com/office/word/2010/wordprocessingInk" xmlns:wne="http://schemas.microsoft.com/office/word/2006/wordml" xmlns:wps="http://schemas.microsoft.com/office/word/2010/wordprocessingShape" mc:Ignorable="w14 w15 w16se w16cid w16 w16cex w16sdtdh w16sdtfl w16du wp14">
+  <w:p>
+    <w:pPr>
+      <w:pStyle w:val="Header"/>
+    </w:pPr>
+  </w:p>
+</w:hdr>
+</file>
+
+<file path=word/header3.xml><?xml version="1.0" encoding="utf-8"?>
+<w:hdr xmlns:wpc="http://schemas.microsoft.com/office/word/2010/wordprocessingCanvas" xmlns:cx="http://schemas.microsoft.com/office/drawing/2014/chartex" xmlns:cx1="http://schemas.microsoft.com/office/drawing/2015/9/8/chartex" xmlns:cx2="http://schemas.microsoft.com/office/drawing/2015/10/21/chartex" xmlns:cx3="http://schemas.microsoft.com/office/drawing/2016/5/9/chartex" xmlns:cx4="http://schemas.microsoft.com/office/drawing/2016/5/10/chartex" xmlns:cx5="http://schemas.microsoft.com/office/drawing/2016/5/11/chartex" xmlns:cx6="http://schemas.microsoft.com/office/drawing/2016/5/12/chartex" xmlns:cx7="http://schemas.microsoft.com/office/drawing/2016/5/13/chartex" xmlns:cx8="http://schemas.microsoft.com/office/drawing/2016/5/14/chartex" xmlns:mc="http://schemas.openxmlformats.org/markup-compatibility/2006" xmlns:aink="http://schemas.microsoft.com/office/drawing/2016/ink" xmlns:am3d="http://schemas.microsoft.com/office/drawing/2017/model3d" xmlns:o="urn:schemas-microsoft-com:office:office" xmlns:oel="http://schemas.microsoft.com/office/2019/extlst" xmlns:r="http://schemas.openxmlformats.org/officeDocument/2006/relationships" xmlns:m="http://schemas.openxmlformats.org/officeDocument/2006/math" xmlns:v="urn:schemas-microsoft-com:vml" xmlns:wp14="http://schemas.microsoft.com/office/word/2010/wordprocessingDrawing" xmlns:wp="http://schemas.openxmlformats.org/drawingml/2006/wordprocessingDrawing" xmlns:w10="urn:schemas-microsoft-com:office:word" xmlns:w="http://schemas.openxmlformats.org/wordprocessingml/2006/main" xmlns:w14="http://schemas.microsoft.com/office/word/2010/wordml" xmlns:w15="http://schemas.microsoft.com/office/word/2012/wordml" xmlns:w16cex="http://schemas.microsoft.com/office/word/2018/wordml/cex" xmlns:w16cid="http://schemas.microsoft.com/office/word/2016/wordml/cid" xmlns:w16="http://schemas.microsoft.com/office/word/2018/wordml" xmlns:w16du="http://schemas.microsoft.com/office/word/2023/wordml/word16du" xmlns:w16sdtdh="http://schemas.microsoft.com/office/word/2020/wordml/sdtdatahash" xmlns:w16sdtfl="http://schemas.microsoft.com/office/word/2024/wordml/sdtformatlock" xmlns:w16se="http://schemas.microsoft.com/office/word/2015/wordml/symex" xmlns:wpg="http://schemas.microsoft.com/office/word/2010/wordprocessingGroup" xmlns:wpi="http://schemas.microsoft.com/office/word/2010/wordprocessingInk" xmlns:wne="http://schemas.microsoft.com/office/word/2006/wordml" xmlns:wps="http://schemas.microsoft.com/office/word/2010/wordprocessingShape" mc:Ignorable="w14 w15 w16se w16cid w16 w16cex w16sdtdh w16sdtfl w16du wp14">
+  <w:p>
+    <w:pPr>
+      <w:pStyle w:val="Header"/>
+    </w:pPr>
+  </w:p>
+</w:hdr>
 </file>
 
 <file path=word/numbering.xml><?xml version="1.0" encoding="utf-8"?>
@@ -2458,6 +2618,50 @@
       <w:spacing w:after="100"/>
     </w:pPr>
   </w:style>
+  <w:style w:type="paragraph" w:styleId="Header">
+    <w:name w:val="header"/>
+    <w:basedOn w:val="Normal"/>
+    <w:link w:val="HeaderChar"/>
+    <w:uiPriority w:val="99"/>
+    <w:unhideWhenUsed/>
+    <w:rsid w:val="00E050D3"/>
+    <w:pPr>
+      <w:tabs>
+        <w:tab w:val="center" w:pos="4513"/>
+        <w:tab w:val="right" w:pos="9026"/>
+      </w:tabs>
+      <w:spacing w:after="0" w:line="240" w:lineRule="auto"/>
+    </w:pPr>
+  </w:style>
+  <w:style w:type="character" w:customStyle="1" w:styleId="HeaderChar">
+    <w:name w:val="Header Char"/>
+    <w:basedOn w:val="DefaultParagraphFont"/>
+    <w:link w:val="Header"/>
+    <w:uiPriority w:val="99"/>
+    <w:rsid w:val="00E050D3"/>
+  </w:style>
+  <w:style w:type="paragraph" w:styleId="Footer">
+    <w:name w:val="footer"/>
+    <w:basedOn w:val="Normal"/>
+    <w:link w:val="FooterChar"/>
+    <w:uiPriority w:val="99"/>
+    <w:unhideWhenUsed/>
+    <w:rsid w:val="00E050D3"/>
+    <w:pPr>
+      <w:tabs>
+        <w:tab w:val="center" w:pos="4513"/>
+        <w:tab w:val="right" w:pos="9026"/>
+      </w:tabs>
+      <w:spacing w:after="0" w:line="240" w:lineRule="auto"/>
+    </w:pPr>
+  </w:style>
+  <w:style w:type="character" w:customStyle="1" w:styleId="FooterChar">
+    <w:name w:val="Footer Char"/>
+    <w:basedOn w:val="DefaultParagraphFont"/>
+    <w:link w:val="Footer"/>
+    <w:uiPriority w:val="99"/>
+    <w:rsid w:val="00E050D3"/>
+  </w:style>
 </w:styles>
 </file>
 
